--- a/docs/legal/dist/terms-of-use.docx
+++ b/docs/legal/dist/terms-of-use.docx
@@ -3240,9 +3240,14 @@
       </w:tr>
     </w:tbl>
     <w:sectPr>
+      <w:headerReference w:type="default" r:id="rId6"/>
+      <w:headerReference w:type="first" r:id="rId7"/>
+      <w:footerReference w:type="default" r:id="rId8"/>
+      <w:footerReference w:type="first" r:id="rId9"/>
       <w:pgSz w:w="11906" w:h="16838" w:orient="portrait"/>
       <w:pgMar w:top="1000" w:right="1000" w:bottom="1000" w:left="1000" w:header="708" w:footer="708" w:gutter="0"/>
       <w:pgNumType/>
+      <w:titlePg/>
       <w:docGrid w:linePitch="360"/>
     </w:sectPr>
   </w:body>
@@ -3286,6 +3291,60 @@
 </w:endnotes>
 </file>
 
+<file path=word/footer1.xml><?xml version="1.0" encoding="utf-8"?>
+<w:ftr xmlns:wpc="http://schemas.microsoft.com/office/word/2010/wordprocessingCanvas" xmlns:mc="http://schemas.openxmlformats.org/markup-compatibility/2006" xmlns:o="urn:schemas-microsoft-com:office:office" xmlns:r="http://schemas.openxmlformats.org/officeDocument/2006/relationships" xmlns:m="http://schemas.openxmlformats.org/officeDocument/2006/math" xmlns:v="urn:schemas-microsoft-com:vml" xmlns:wp14="http://schemas.microsoft.com/office/word/2010/wordprocessingDrawing" xmlns:wp="http://schemas.openxmlformats.org/drawingml/2006/wordprocessingDrawing" xmlns:w10="urn:schemas-microsoft-com:office:word" xmlns:w="http://schemas.openxmlformats.org/wordprocessingml/2006/main" xmlns:w14="http://schemas.microsoft.com/office/word/2010/wordml" xmlns:w15="http://schemas.microsoft.com/office/word/2012/wordml" xmlns:wpg="http://schemas.microsoft.com/office/word/2010/wordprocessingGroup" xmlns:wpi="http://schemas.microsoft.com/office/word/2010/wordprocessingInk" xmlns:wne="http://schemas.microsoft.com/office/word/2006/wordml" xmlns:wps="http://schemas.microsoft.com/office/word/2010/wordprocessingShape">
+  <w:p>
+    <w:pPr>
+      <w:jc w:val="center"/>
+    </w:pPr>
+    <w:r>
+      <w:rPr>
+        <w:rFonts w:ascii="Arial" w:cs="Arial" w:eastAsia="Arial" w:hAnsi="Arial"/>
+        <w:color w:val="5A6A72"/>
+        <w:sz w:val="16"/>
+        <w:szCs w:val="16"/>
+      </w:rPr>
+      <w:fldChar w:fldCharType="begin"/>
+      <w:instrText xml:space="preserve">PAGE</w:instrText>
+      <w:fldChar w:fldCharType="separate"/>
+      <w:fldChar w:fldCharType="end"/>
+      <w:t xml:space="preserve"> / </w:t>
+      <w:fldChar w:fldCharType="begin"/>
+      <w:instrText xml:space="preserve">NUMPAGES</w:instrText>
+      <w:fldChar w:fldCharType="separate"/>
+      <w:fldChar w:fldCharType="end"/>
+    </w:r>
+  </w:p>
+</w:ftr>
+</file>
+
+<file path=word/footer2.xml><?xml version="1.0" encoding="utf-8"?>
+<w:ftr xmlns:wpc="http://schemas.microsoft.com/office/word/2010/wordprocessingCanvas" xmlns:mc="http://schemas.openxmlformats.org/markup-compatibility/2006" xmlns:o="urn:schemas-microsoft-com:office:office" xmlns:r="http://schemas.openxmlformats.org/officeDocument/2006/relationships" xmlns:m="http://schemas.openxmlformats.org/officeDocument/2006/math" xmlns:v="urn:schemas-microsoft-com:vml" xmlns:wp14="http://schemas.microsoft.com/office/word/2010/wordprocessingDrawing" xmlns:wp="http://schemas.openxmlformats.org/drawingml/2006/wordprocessingDrawing" xmlns:w10="urn:schemas-microsoft-com:office:word" xmlns:w="http://schemas.openxmlformats.org/wordprocessingml/2006/main" xmlns:w14="http://schemas.microsoft.com/office/word/2010/wordml" xmlns:w15="http://schemas.microsoft.com/office/word/2012/wordml" xmlns:wpg="http://schemas.microsoft.com/office/word/2010/wordprocessingGroup" xmlns:wpi="http://schemas.microsoft.com/office/word/2010/wordprocessingInk" xmlns:wne="http://schemas.microsoft.com/office/word/2006/wordml" xmlns:wps="http://schemas.microsoft.com/office/word/2010/wordprocessingShape">
+  <w:p>
+    <w:pPr>
+      <w:jc w:val="center"/>
+    </w:pPr>
+    <w:r>
+      <w:rPr>
+        <w:rFonts w:ascii="Arial" w:cs="Arial" w:eastAsia="Arial" w:hAnsi="Arial"/>
+        <w:color w:val="5A6A72"/>
+        <w:sz w:val="16"/>
+        <w:szCs w:val="16"/>
+      </w:rPr>
+      <w:fldChar w:fldCharType="begin"/>
+      <w:instrText xml:space="preserve">PAGE</w:instrText>
+      <w:fldChar w:fldCharType="separate"/>
+      <w:fldChar w:fldCharType="end"/>
+      <w:t xml:space="preserve"> / </w:t>
+      <w:fldChar w:fldCharType="begin"/>
+      <w:instrText xml:space="preserve">NUMPAGES</w:instrText>
+      <w:fldChar w:fldCharType="separate"/>
+      <w:fldChar w:fldCharType="end"/>
+    </w:r>
+  </w:p>
+</w:ftr>
+</file>
+
 <file path=word/footnotes.xml><?xml version="1.0" encoding="utf-8"?>
 <w:footnotes xmlns:wpc="http://schemas.microsoft.com/office/word/2010/wordprocessingCanvas" xmlns:mc="http://schemas.openxmlformats.org/markup-compatibility/2006" xmlns:o="urn:schemas-microsoft-com:office:office" xmlns:r="http://schemas.openxmlformats.org/officeDocument/2006/relationships" xmlns:m="http://schemas.openxmlformats.org/officeDocument/2006/math" xmlns:v="urn:schemas-microsoft-com:vml" xmlns:wp14="http://schemas.microsoft.com/office/word/2010/wordprocessingDrawing" xmlns:wp="http://schemas.openxmlformats.org/drawingml/2006/wordprocessingDrawing" xmlns:w10="urn:schemas-microsoft-com:office:word" xmlns:w="http://schemas.openxmlformats.org/wordprocessingml/2006/main" xmlns:w14="http://schemas.microsoft.com/office/word/2010/wordml" xmlns:w15="http://schemas.microsoft.com/office/word/2012/wordml" xmlns:wpg="http://schemas.microsoft.com/office/word/2010/wordprocessingGroup" xmlns:wpi="http://schemas.microsoft.com/office/word/2010/wordprocessingInk" xmlns:wne="http://schemas.microsoft.com/office/word/2006/wordml" xmlns:wps="http://schemas.microsoft.com/office/word/2010/wordprocessingShape" mc:Ignorable="w14 w15 wp14">
   <w:footnote w:type="separator" w:id="-1">
@@ -3321,6 +3380,29 @@
     </w:p>
   </w:footnote>
 </w:footnotes>
+</file>
+
+<file path=word/header1.xml><?xml version="1.0" encoding="utf-8"?>
+<w:hdr xmlns:wpc="http://schemas.microsoft.com/office/word/2010/wordprocessingCanvas" xmlns:mc="http://schemas.openxmlformats.org/markup-compatibility/2006" xmlns:o="urn:schemas-microsoft-com:office:office" xmlns:r="http://schemas.openxmlformats.org/officeDocument/2006/relationships" xmlns:m="http://schemas.openxmlformats.org/officeDocument/2006/math" xmlns:v="urn:schemas-microsoft-com:vml" xmlns:wp14="http://schemas.microsoft.com/office/word/2010/wordprocessingDrawing" xmlns:wp="http://schemas.openxmlformats.org/drawingml/2006/wordprocessingDrawing" xmlns:w10="urn:schemas-microsoft-com:office:word" xmlns:w="http://schemas.openxmlformats.org/wordprocessingml/2006/main" xmlns:w14="http://schemas.microsoft.com/office/word/2010/wordml" xmlns:w15="http://schemas.microsoft.com/office/word/2012/wordml" xmlns:wpg="http://schemas.microsoft.com/office/word/2010/wordprocessingGroup" xmlns:wpi="http://schemas.microsoft.com/office/word/2010/wordprocessingInk" xmlns:wne="http://schemas.microsoft.com/office/word/2006/wordml" xmlns:wps="http://schemas.microsoft.com/office/word/2010/wordprocessingShape" xmlns:cx="http://schemas.microsoft.com/office/drawing/2014/chartex" xmlns:cx1="http://schemas.microsoft.com/office/drawing/2015/9/8/chartex" xmlns:cx2="http://schemas.microsoft.com/office/drawing/2015/10/21/chartex" xmlns:cx3="http://schemas.microsoft.com/office/drawing/2016/5/9/chartex" xmlns:cx4="http://schemas.microsoft.com/office/drawing/2016/5/10/chartex" xmlns:cx5="http://schemas.microsoft.com/office/drawing/2016/5/11/chartex" xmlns:cx6="http://schemas.microsoft.com/office/drawing/2016/5/12/chartex" xmlns:cx7="http://schemas.microsoft.com/office/drawing/2016/5/13/chartex" xmlns:cx8="http://schemas.microsoft.com/office/drawing/2016/5/14/chartex" xmlns:w16cid="http://schemas.microsoft.com/office/word/2016/wordml/cid" xmlns:w16se="http://schemas.microsoft.com/office/word/2015/wordml/symex">
+  <w:p>
+    <w:pPr>
+      <w:jc w:val="right"/>
+    </w:pPr>
+    <w:r>
+      <w:rPr>
+        <w:rFonts w:ascii="Arial" w:cs="Arial" w:eastAsia="Arial" w:hAnsi="Arial"/>
+        <w:color w:val="5A6A72"/>
+        <w:sz w:val="16"/>
+        <w:szCs w:val="16"/>
+      </w:rPr>
+      <w:t xml:space="preserve">Uslovi korišćenja</w:t>
+    </w:r>
+  </w:p>
+</w:hdr>
+</file>
+
+<file path=word/header2.xml><?xml version="1.0" encoding="utf-8"?>
+<w:hdr xmlns:wpc="http://schemas.microsoft.com/office/word/2010/wordprocessingCanvas" xmlns:mc="http://schemas.openxmlformats.org/markup-compatibility/2006" xmlns:o="urn:schemas-microsoft-com:office:office" xmlns:r="http://schemas.openxmlformats.org/officeDocument/2006/relationships" xmlns:m="http://schemas.openxmlformats.org/officeDocument/2006/math" xmlns:v="urn:schemas-microsoft-com:vml" xmlns:wp14="http://schemas.microsoft.com/office/word/2010/wordprocessingDrawing" xmlns:wp="http://schemas.openxmlformats.org/drawingml/2006/wordprocessingDrawing" xmlns:w10="urn:schemas-microsoft-com:office:word" xmlns:w="http://schemas.openxmlformats.org/wordprocessingml/2006/main" xmlns:w14="http://schemas.microsoft.com/office/word/2010/wordml" xmlns:w15="http://schemas.microsoft.com/office/word/2012/wordml" xmlns:wpg="http://schemas.microsoft.com/office/word/2010/wordprocessingGroup" xmlns:wpi="http://schemas.microsoft.com/office/word/2010/wordprocessingInk" xmlns:wne="http://schemas.microsoft.com/office/word/2006/wordml" xmlns:wps="http://schemas.microsoft.com/office/word/2010/wordprocessingShape" xmlns:cx="http://schemas.microsoft.com/office/drawing/2014/chartex" xmlns:cx1="http://schemas.microsoft.com/office/drawing/2015/9/8/chartex" xmlns:cx2="http://schemas.microsoft.com/office/drawing/2015/10/21/chartex" xmlns:cx3="http://schemas.microsoft.com/office/drawing/2016/5/9/chartex" xmlns:cx4="http://schemas.microsoft.com/office/drawing/2016/5/10/chartex" xmlns:cx5="http://schemas.microsoft.com/office/drawing/2016/5/11/chartex" xmlns:cx6="http://schemas.microsoft.com/office/drawing/2016/5/12/chartex" xmlns:cx7="http://schemas.microsoft.com/office/drawing/2016/5/13/chartex" xmlns:cx8="http://schemas.microsoft.com/office/drawing/2016/5/14/chartex" xmlns:w16cid="http://schemas.microsoft.com/office/word/2016/wordml/cid" xmlns:w16se="http://schemas.microsoft.com/office/word/2015/wordml/symex"/>
 </file>
 
 <file path=word/numbering.xml><?xml version="1.0" encoding="utf-8"?>
